--- a/results_paper_materials_v3/english_sci_manuscript_v1.docx
+++ b/results_paper_materials_v3/english_sci_manuscript_v1.docx
@@ -386,7 +386,7 @@
     </w:p>
     <w:p>
       <w:r>
-        <w:t>The project stores preprocessing scripts, audit summaries, model configurations, predictions, statistical outputs, and source-record screenshots. A supplementary-material index maps each manuscript table identifier to its canonical machine-readable file and generating protocol. CIC-IDS2017, NSL-KDD, and UNSW-NB15 were obtained from their respective public distribution pages. The files are used for offline research in accordance with the terms stated by the respective providers or repositories; no standard SPDX license is asserted where the source does not state one. Raw datasets are not redistributed. The reproducibility package includes the processing scripts, configuration files, audit summaries, prediction outputs, source-record screenshots, and a locked software environment. The original datasets are not redistributed because their providers control access and reuse. The scripts and derived artifacts can be provided by the corresponding author on reasonable request; a persistent public repository or DOI-backed archive should be added before submission when available.</w:t>
+        <w:t>The project stores preprocessing scripts, audit summaries, model configurations, predictions, statistical outputs, and source-record screenshots. A supplementary-material index maps each manuscript table identifier to its canonical machine-readable file and generating protocol. CIC-IDS2017, NSL-KDD, and UNSW-NB15 were obtained from their respective public distribution pages. The files are used for offline research in accordance with the terms stated by the respective providers or repositories; no standard SPDX license is asserted where the source does not state one. Raw datasets are not redistributed. The reproducibility package includes the processing scripts, configuration files, audit summaries, prediction outputs, source-record screenshots, and a locked software environment. The original datasets are not redistributed because their providers control access and reuse. The scripts and derived artifacts are publicly archived at https://github.com/linran-muxue/leakage-controlled-nids-study. The repository excludes the original datasets and records the processing scripts, derived artifacts, source evidence, and locked software environment.</w:t>
       </w:r>
     </w:p>
     <w:p>

--- a/results_paper_materials_v3/english_sci_manuscript_v1.docx
+++ b/results_paper_materials_v3/english_sci_manuscript_v1.docx
@@ -386,7 +386,7 @@
     </w:p>
     <w:p>
       <w:r>
-        <w:t>The project stores preprocessing scripts, audit summaries, model configurations, predictions, statistical outputs, and source-record screenshots. A supplementary-material index maps each manuscript table identifier to its canonical machine-readable file and generating protocol. CIC-IDS2017, NSL-KDD, and UNSW-NB15 were obtained from their respective public distribution pages. The files are used for offline research in accordance with the terms stated by the respective providers or repositories; no standard SPDX license is asserted where the source does not state one. Raw datasets are not redistributed. The reproducibility package includes the processing scripts, configuration files, audit summaries, prediction outputs, source-record screenshots, and a locked software environment. The original datasets are not redistributed because their providers control access and reuse. The scripts and derived artifacts are publicly archived at https://github.com/linran-muxue/leakage-controlled-nids-study. The repository excludes the original datasets and records the processing scripts, derived artifacts, source evidence, and locked software environment.</w:t>
+        <w:t>The project stores preprocessing scripts, audit summaries, model configurations, predictions, statistical outputs, and source-record screenshots. A supplementary-material index maps each manuscript table identifier to its canonical machine-readable file and generating protocol. CIC-IDS2017, NSL-KDD, and UNSW-NB15 were obtained from their respective public distribution pages. The files are used for offline research in accordance with the terms stated by the respective providers or repositories; no standard SPDX license is asserted where the source does not state one. Raw datasets are not redistributed. The reproducibility package includes the processing scripts, configuration files, audit summaries, prediction outputs, source-record screenshots, and a locked software environment. The original datasets are not redistributed because their providers control access and reuse. The scripts and derived artifacts are publicly archived at https://github.com/linran-muxue/leakage-controlled-nids-study (release `v1.0.0`). The repository excludes the original datasets and records the processing scripts, derived artifacts, source evidence, and locked software environment.</w:t>
       </w:r>
     </w:p>
     <w:p>

--- a/results_paper_materials_v3/english_sci_manuscript_v1.docx
+++ b/results_paper_materials_v3/english_sci_manuscript_v1.docx
@@ -386,7 +386,7 @@
     </w:p>
     <w:p>
       <w:r>
-        <w:t>The project stores preprocessing scripts, audit summaries, model configurations, predictions, statistical outputs, and source-record screenshots. A supplementary-material index maps each manuscript table identifier to its canonical machine-readable file and generating protocol. CIC-IDS2017, NSL-KDD, and UNSW-NB15 were obtained from their respective public distribution pages. The files are used for offline research in accordance with the terms stated by the respective providers or repositories; no standard SPDX license is asserted where the source does not state one. Raw datasets are not redistributed. The reproducibility package includes the processing scripts, configuration files, audit summaries, prediction outputs, source-record screenshots, and a locked software environment. The original datasets are not redistributed because their providers control access and reuse. The scripts and derived artifacts are publicly archived at https://github.com/linran-muxue/leakage-controlled-nids-study (release `v1.0.0`). The repository excludes the original datasets and records the processing scripts, derived artifacts, source evidence, and locked software environment.</w:t>
+        <w:t>The project stores preprocessing scripts, audit summaries, model configurations, predictions, statistical outputs, and source-record screenshots. A supplementary-material index maps each manuscript table identifier to its canonical machine-readable file and generating protocol. CIC-IDS2017, NSL-KDD, and UNSW-NB15 were obtained from their respective public distribution pages. The files are used for offline research in accordance with the terms stated by the respective providers or repositories; no standard SPDX license is asserted where the source does not state one. Raw datasets are not redistributed. The reproducibility package includes the processing scripts, configuration files, audit summaries, prediction outputs, source-record screenshots, and a locked software environment. The original datasets are not redistributed because their providers control access and reuse. The scripts and derived artifacts are publicly archived at https://github.com/linran-muxue/leakage-controlled-nids-study (release `v1.0.2`). The repository excludes the original datasets and records the processing scripts, derived artifacts, source evidence, and locked software environment.</w:t>
       </w:r>
     </w:p>
     <w:p>
